--- a/forms/ekloges/6_-_ΑΙΤΗΣΗ_ΕΓΚΑΤΑΣΤΑΣΗΣ.docx
+++ b/forms/ekloges/6_-_ΑΙΤΗΣΗ_ΕΓΚΑΤΑΣΤΑΣΗΣ.docx
@@ -4,7 +4,7 @@
   <w:body>
     <w:p>
       <w:pPr>
-        <w:spacing w:before="0" w:after="80"/>
+        <w:spacing w:after="80"/>
         <w:jc w:val="center"/>
       </w:pPr>
       <w:r>
@@ -18,7 +18,7 @@
     </w:p>
     <w:p>
       <w:pPr>
-        <w:spacing w:before="0" w:after="40"/>
+        <w:spacing w:after="40"/>
         <w:jc w:val="center"/>
       </w:pPr>
       <w:r>
@@ -32,7 +32,7 @@
     </w:p>
     <w:p>
       <w:pPr>
-        <w:spacing w:before="0" w:after="240"/>
+        <w:spacing w:after="240"/>
         <w:jc w:val="center"/>
       </w:pPr>
       <w:r>
@@ -46,7 +46,7 @@
     </w:p>
     <w:p>
       <w:pPr>
-        <w:spacing w:after="240"/>
+        <w:spacing w:after="80"/>
       </w:pPr>
       <w:r>
         <w:rPr>
@@ -66,7 +66,7 @@
     </w:p>
     <w:p>
       <w:pPr>
-        <w:spacing w:before="0" w:after="320"/>
+        <w:spacing w:after="320"/>
         <w:jc w:val="left"/>
       </w:pPr>
       <w:r>
@@ -90,12 +90,32 @@
           <w:sz w:val="22"/>
           <w:u w:val="single"/>
         </w:rPr>
-        <w:t>ΘΕΜΑ: ΑΙΤΗΣΗ ΟΡΙΣΜΟΥ ΗΜΕΡΟΜΗΝΙΑΣ ΕΓΚΑΤΑΣΤΑΣΕΩΣ ΝΕΩΝ ΑΞΙΩΜΑΤΙΚΩΝ</w:t>
+        <w:t>ΘΕΜΑ: ΑΝΑΓΓΕΛΙΑ ΕΓΚΑΤΑΣΤΑΣΕΩΣ ΝΕΩΝ ΑΞΙΩΜΑΤΙΚΩΝ</w:t>
       </w:r>
     </w:p>
     <w:p>
       <w:pPr>
-        <w:spacing w:before="0" w:after="200"/>
+        <w:spacing w:after="240"/>
+      </w:pPr>
+      <w:r>
+        <w:rPr>
+          <w:rFonts w:ascii="Times New Roman" w:hAnsi="Times New Roman"/>
+          <w:b/>
+          <w:sz w:val="22"/>
+        </w:rPr>
+        <w:t xml:space="preserve">Σχετ.: </w:t>
+      </w:r>
+      <w:r>
+        <w:rPr>
+          <w:rFonts w:ascii="Times New Roman" w:hAnsi="Times New Roman"/>
+          <w:sz w:val="22"/>
+        </w:rPr>
+        <w:t>Υπ' αριθμ. {{EGK_PROTO}} / {{EGK_IMEROMINIA}} Εγκριτικός Πίνακας Μεγ∴ Γεν∴ Γραμματείας</w:t>
+      </w:r>
+    </w:p>
+    <w:p>
+      <w:pPr>
+        <w:spacing w:after="200"/>
         <w:jc w:val="left"/>
       </w:pPr>
       <w:r>
@@ -104,12 +124,12 @@
           <w:b w:val="0"/>
           <w:sz w:val="22"/>
         </w:rPr>
-        <w:t>Άδ∴ Σεβ∴,</w:t>
+        <w:t>Ενδοξ∴ Μεγάλε Διδ∴, Ενδ∴ Συμβούλιον,</w:t>
       </w:r>
     </w:p>
     <w:p>
       <w:pPr>
-        <w:spacing w:before="0" w:after="200"/>
+        <w:spacing w:after="200"/>
         <w:jc w:val="left"/>
       </w:pPr>
       <w:r>
@@ -118,12 +138,12 @@
           <w:b w:val="0"/>
           <w:sz w:val="22"/>
         </w:rPr>
-        <w:t>Εν αναφορά προς το υπ' αριθμ. {{EGK_PROTO}} / {{EGK_IMEROMINIA}} Εγκριτικόν Πίνακα της Μεγ∴ Γεν∴ Γραμματείας, διά του οποίου ενεκρίθη η εκλογή των νέων Αξιωμ∴ της Σ∴ Στ∴ ημών διά την Τεκτ∴ Διετίαν {{EKL_DIETTIA}}, παρακαλούμεν όπως ευαρεστηθήτε να ορίσητε ημερομηνίαν τελέσεως της Εγκαταστάσεως των εκλεγέντων Αξιωμ∴ ημών.</w:t>
+        <w:t>Έχομεν την τιμήν να αναγγείλωμεν υμίν ότι την {{IMEROMINIA_EGKAT}} ετελέσθη επιτυχώς η Εγκατάστασις των νέων Αξιωματικών της Σ∴ Στ∴ ημών διά την Τεκτ∴ Διετίαν {{EKL_DIETTIA}}.</w:t>
       </w:r>
     </w:p>
     <w:p>
       <w:pPr>
-        <w:spacing w:before="0" w:after="200"/>
+        <w:spacing w:after="200"/>
         <w:jc w:val="left"/>
       </w:pPr>
       <w:r>
@@ -132,12 +152,12 @@
           <w:b w:val="0"/>
           <w:sz w:val="22"/>
         </w:rPr>
-        <w:t>Προς τούτο γνωρίζομεν ότι η Στοά ημών δύναται να δεχθεί Επίσκεψιν κατά τας κάτωθι προτεινομένας ημερομηνίας: {{PROT_IMEROM_1}}, {{PROT_IMEROM_2}} ή {{PROT_IMEROM_3}}.</w:t>
+        <w:t>Νέος Σεβάσμιος ανέλαβεν ο Αδ∴ {{SEV_FULLNAME}}, Γραμματεύς - Σφραγιδοφύλαξ ο Αδ∴ {{GRAMM_FULLNAME}}.</w:t>
       </w:r>
     </w:p>
     <w:p>
       <w:pPr>
-        <w:spacing w:before="0" w:after="400"/>
+        <w:spacing w:after="400"/>
         <w:jc w:val="left"/>
       </w:pPr>
       <w:r>
@@ -146,12 +166,12 @@
           <w:b w:val="0"/>
           <w:sz w:val="22"/>
         </w:rPr>
-        <w:t>Παρακαλούμεν να μας ενημερώσητε το ταχύτερον δυνατόν προς δέουσαν προετοιμασίαν.</w:t>
+        <w:t>Επί τούτοις, εκφράζομεν τας εγκαρδίους ευχάς ημών προς τον Ενδοξότατον Μεγάλον Διδάσκαλον και το Ενδοξότατον Συμβούλιον, όπως ο Μ∴ Α∴ Τ∴ Σ∴ ενισχύη Αυτούς εις το υψηλόν Αυτών έργον, επ' αγαθώ του Τεκτονισμού εν γένει και της υπό την ημετέραν Σφ∴ Σεπτ∴ Στοάς ιδιαιτέρως, χαρίζων Αυτοίς μακροημέρευσιν και εύποιαν εν τω έργω των.</w:t>
       </w:r>
     </w:p>
     <w:p>
       <w:pPr>
-        <w:spacing w:before="0" w:after="120"/>
+        <w:spacing w:after="120"/>
         <w:jc w:val="left"/>
       </w:pPr>
       <w:r>
@@ -160,12 +180,12 @@
           <w:b w:val="0"/>
           <w:sz w:val="22"/>
         </w:rPr>
-        <w:t>Μετά τιμής και Τεκτονικού ασπασμού,</w:t>
+        <w:t>Μετ' αντευχών,</w:t>
       </w:r>
     </w:p>
     <w:p>
       <w:pPr>
-        <w:spacing w:before="0" w:after="400"/>
+        <w:spacing w:after="400"/>
         <w:jc w:val="left"/>
       </w:pPr>
       <w:r>
